--- a/content/w122.docx
+++ b/content/w122.docx
@@ -7,7 +7,7 @@
         <w:pStyle w:val="Title"/>
       </w:pPr>
       <w:r>
-        <w:t xml:space="preserve">Placeholder - Check Back Later</w:t>
+        <w:t xml:space="preserve">12.2 - Alignment</w:t>
       </w:r>
     </w:p>
     <w:p>
@@ -34,33 +34,7 @@
         <w:t xml:space="preserve">S2026</w:t>
       </w:r>
     </w:p>
-    <w:bookmarkStart w:id="20" w:name="debate"/>
-    <w:p>
-      <w:pPr>
-        <w:pStyle w:val="Heading4"/>
-      </w:pPr>
-      <w:r>
-        <w:t xml:space="preserve">⚖️ Debate!</w:t>
-      </w:r>
-    </w:p>
-    <w:p>
-      <w:pPr>
-        <w:pStyle w:val="Compact"/>
-        <w:numPr>
-          <w:ilvl w:val="0"/>
-          <w:numId w:val="1001"/>
-        </w:numPr>
-      </w:pPr>
-      <w:r>
-        <w:rPr>
-          <w:i/>
-          <w:iCs/>
-        </w:rPr>
-        <w:t xml:space="preserve">test</w:t>
-      </w:r>
-    </w:p>
-    <w:bookmarkEnd w:id="20"/>
-    <w:bookmarkStart w:id="21" w:name="think"/>
+    <w:bookmarkStart w:id="20" w:name="think"/>
     <w:p>
       <w:pPr>
         <w:pStyle w:val="Heading4"/>
@@ -69,24 +43,8 @@
         <w:t xml:space="preserve">🧠 Think:</w:t>
       </w:r>
     </w:p>
-    <w:p>
-      <w:pPr>
-        <w:pStyle w:val="Compact"/>
-        <w:numPr>
-          <w:ilvl w:val="0"/>
-          <w:numId w:val="1002"/>
-        </w:numPr>
-      </w:pPr>
-      <w:r>
-        <w:rPr>
-          <w:i/>
-          <w:iCs/>
-        </w:rPr>
-        <w:t xml:space="preserve">test</w:t>
-      </w:r>
-    </w:p>
-    <w:bookmarkEnd w:id="21"/>
-    <w:bookmarkStart w:id="22" w:name="read"/>
+    <w:bookmarkEnd w:id="20"/>
+    <w:bookmarkStart w:id="21" w:name="read"/>
     <w:p>
       <w:pPr>
         <w:pStyle w:val="Heading4"/>
@@ -95,64 +53,8 @@
         <w:t xml:space="preserve">📖 Read:</w:t>
       </w:r>
     </w:p>
-    <w:p>
-      <w:pPr>
-        <w:pStyle w:val="Compact"/>
-        <w:numPr>
-          <w:ilvl w:val="0"/>
-          <w:numId w:val="1003"/>
-        </w:numPr>
-      </w:pPr>
-      <w:r>
-        <w:t xml:space="preserve">test</w:t>
-      </w:r>
-    </w:p>
-    <w:bookmarkEnd w:id="22"/>
-    <w:bookmarkStart w:id="23" w:name="listen"/>
-    <w:p>
-      <w:pPr>
-        <w:pStyle w:val="Heading4"/>
-      </w:pPr>
-      <w:r>
-        <w:t xml:space="preserve">🎧 Listen:</w:t>
-      </w:r>
-    </w:p>
-    <w:p>
-      <w:pPr>
-        <w:pStyle w:val="Compact"/>
-        <w:numPr>
-          <w:ilvl w:val="0"/>
-          <w:numId w:val="1004"/>
-        </w:numPr>
-      </w:pPr>
-      <w:r>
-        <w:t xml:space="preserve">test</w:t>
-      </w:r>
-    </w:p>
-    <w:bookmarkEnd w:id="23"/>
-    <w:bookmarkStart w:id="24" w:name="watch"/>
-    <w:p>
-      <w:pPr>
-        <w:pStyle w:val="Heading4"/>
-      </w:pPr>
-      <w:r>
-        <w:t xml:space="preserve">📺 Watch:</w:t>
-      </w:r>
-    </w:p>
-    <w:p>
-      <w:pPr>
-        <w:pStyle w:val="Compact"/>
-        <w:numPr>
-          <w:ilvl w:val="0"/>
-          <w:numId w:val="1005"/>
-        </w:numPr>
-      </w:pPr>
-      <w:r>
-        <w:t xml:space="preserve">test</w:t>
-      </w:r>
-    </w:p>
-    <w:bookmarkEnd w:id="24"/>
-    <w:bookmarkStart w:id="25" w:name="browse"/>
+    <w:bookmarkEnd w:id="21"/>
+    <w:bookmarkStart w:id="22" w:name="browse"/>
     <w:p>
       <w:pPr>
         <w:pStyle w:val="Heading4"/>
@@ -161,42 +63,8 @@
         <w:t xml:space="preserve">🌐 Browse:</w:t>
       </w:r>
     </w:p>
-    <w:p>
-      <w:pPr>
-        <w:pStyle w:val="Compact"/>
-        <w:numPr>
-          <w:ilvl w:val="0"/>
-          <w:numId w:val="1006"/>
-        </w:numPr>
-      </w:pPr>
-      <w:r>
-        <w:t xml:space="preserve">test</w:t>
-      </w:r>
-    </w:p>
-    <w:bookmarkEnd w:id="25"/>
-    <w:bookmarkStart w:id="26" w:name="additional-resources"/>
-    <w:p>
-      <w:pPr>
-        <w:pStyle w:val="Heading4"/>
-      </w:pPr>
-      <w:r>
-        <w:t xml:space="preserve">📚 Additional Resources:</w:t>
-      </w:r>
-    </w:p>
-    <w:p>
-      <w:pPr>
-        <w:pStyle w:val="Compact"/>
-        <w:numPr>
-          <w:ilvl w:val="0"/>
-          <w:numId w:val="1007"/>
-        </w:numPr>
-      </w:pPr>
-      <w:r>
-        <w:t xml:space="preserve">test</w:t>
-      </w:r>
-    </w:p>
-    <w:bookmarkEnd w:id="26"/>
-    <w:bookmarkStart w:id="30" w:name="submit"/>
+    <w:bookmarkEnd w:id="22"/>
+    <w:bookmarkStart w:id="26" w:name="submit"/>
     <w:p>
       <w:pPr>
         <w:pStyle w:val="Heading4"/>
@@ -210,7 +78,7 @@
         <w:pStyle w:val="Compact"/>
         <w:numPr>
           <w:ilvl w:val="0"/>
-          <w:numId w:val="1008"/>
+          <w:numId w:val="1001"/>
         </w:numPr>
       </w:pPr>
       <w:r>
@@ -258,18 +126,18 @@
                 <wp:inline>
                   <wp:extent cx="152400" cy="152400"/>
                   <wp:effectExtent b="0" l="0" r="0" t="0"/>
-                  <wp:docPr descr="" title="" id="28" name="Picture"/>
+                  <wp:docPr descr="" title="" id="24" name="Picture"/>
                   <a:graphic>
                     <a:graphicData uri="http://schemas.openxmlformats.org/drawingml/2006/picture">
                       <pic:pic>
                         <pic:nvPicPr>
-                          <pic:cNvPr descr="/opt/quarto/share/formats/docx/tip.png" id="29" name="Picture"/>
+                          <pic:cNvPr descr="/opt/quarto/share/formats/docx/tip.png" id="25" name="Picture"/>
                           <pic:cNvPicPr>
                             <a:picLocks noChangeArrowheads="1" noChangeAspect="1"/>
                           </pic:cNvPicPr>
                         </pic:nvPicPr>
                         <pic:blipFill>
-                          <a:blip r:embed="rId27"/>
+                          <a:blip r:embed="rId23"/>
                           <a:stretch>
                             <a:fillRect/>
                           </a:stretch>
@@ -323,7 +191,7 @@
               <w:pStyle w:val="Compact"/>
               <w:numPr>
                 <w:ilvl w:val="0"/>
-                <w:numId w:val="1009"/>
+                <w:numId w:val="1002"/>
               </w:numPr>
             </w:pPr>
             <w:r>
@@ -359,7 +227,7 @@
               <w:pStyle w:val="Compact"/>
               <w:numPr>
                 <w:ilvl w:val="0"/>
-                <w:numId w:val="1009"/>
+                <w:numId w:val="1002"/>
               </w:numPr>
             </w:pPr>
             <w:r>
@@ -377,7 +245,7 @@
               <w:pStyle w:val="Compact"/>
               <w:numPr>
                 <w:ilvl w:val="0"/>
-                <w:numId w:val="1009"/>
+                <w:numId w:val="1002"/>
               </w:numPr>
             </w:pPr>
             <w:r>
@@ -394,7 +262,7 @@
         </w:tc>
       </w:tr>
     </w:tbl>
-    <w:bookmarkEnd w:id="30"/>
+    <w:bookmarkEnd w:id="26"/>
     <w:sectPr>
       <w:footnotePr>
         <w:numRestart w:val="eachSect"/>
@@ -615,27 +483,6 @@
     <w:abstractNumId w:val="991"/>
   </w:num>
   <w:num w:numId="1002">
-    <w:abstractNumId w:val="991"/>
-  </w:num>
-  <w:num w:numId="1003">
-    <w:abstractNumId w:val="991"/>
-  </w:num>
-  <w:num w:numId="1004">
-    <w:abstractNumId w:val="991"/>
-  </w:num>
-  <w:num w:numId="1005">
-    <w:abstractNumId w:val="991"/>
-  </w:num>
-  <w:num w:numId="1006">
-    <w:abstractNumId w:val="991"/>
-  </w:num>
-  <w:num w:numId="1007">
-    <w:abstractNumId w:val="991"/>
-  </w:num>
-  <w:num w:numId="1008">
-    <w:abstractNumId w:val="991"/>
-  </w:num>
-  <w:num w:numId="1009">
     <w:abstractNumId w:val="991"/>
   </w:num>
 </w:numbering>

--- a/content/w122.docx
+++ b/content/w122.docx
@@ -34,6 +34,18 @@
         <w:t xml:space="preserve">S2026</w:t>
       </w:r>
     </w:p>
+    <w:p>
+      <w:pPr>
+        <w:pStyle w:val="FirstParagraph"/>
+      </w:pPr>
+      <w:r>
+        <w:rPr>
+          <w:i/>
+          <w:iCs/>
+        </w:rPr>
+        <w:t xml:space="preserve">In Progress</w:t>
+      </w:r>
+    </w:p>
     <w:bookmarkStart w:id="20" w:name="think"/>
     <w:p>
       <w:pPr>
@@ -54,23 +66,13 @@
       </w:r>
     </w:p>
     <w:bookmarkEnd w:id="21"/>
-    <w:bookmarkStart w:id="22" w:name="browse"/>
+    <w:bookmarkStart w:id="31" w:name="browse"/>
     <w:p>
       <w:pPr>
         <w:pStyle w:val="Heading4"/>
       </w:pPr>
       <w:r>
         <w:t xml:space="preserve">🌐 Browse:</w:t>
-      </w:r>
-    </w:p>
-    <w:bookmarkEnd w:id="22"/>
-    <w:bookmarkStart w:id="26" w:name="submit"/>
-    <w:p>
-      <w:pPr>
-        <w:pStyle w:val="Heading4"/>
-      </w:pPr>
-      <w:r>
-        <w:t xml:space="preserve">📝 Submit:</w:t>
       </w:r>
     </w:p>
     <w:p>
@@ -79,6 +81,329 @@
         <w:numPr>
           <w:ilvl w:val="0"/>
           <w:numId w:val="1001"/>
+        </w:numPr>
+      </w:pPr>
+      <w:r>
+        <w:t xml:space="preserve">claude constitution</w:t>
+      </w:r>
+    </w:p>
+    <w:p>
+      <w:pPr>
+        <w:pStyle w:val="Compact"/>
+        <w:numPr>
+          <w:ilvl w:val="0"/>
+          <w:numId w:val="1001"/>
+        </w:numPr>
+      </w:pPr>
+      <w:r>
+        <w:t xml:space="preserve">openai spec</w:t>
+      </w:r>
+    </w:p>
+    <w:p>
+      <w:pPr>
+        <w:pStyle w:val="Compact"/>
+        <w:numPr>
+          <w:ilvl w:val="0"/>
+          <w:numId w:val="1001"/>
+        </w:numPr>
+      </w:pPr>
+      <w:hyperlink r:id="rId22">
+        <w:r>
+          <w:rPr>
+            <w:rStyle w:val="Hyperlink"/>
+          </w:rPr>
+          <w:t xml:space="preserve">Hidden AI instructions reveal how Anthropic controls Claude 4</w:t>
+        </w:r>
+      </w:hyperlink>
+      <w:r>
+        <w:t xml:space="preserve">. 2025. Ars Technica</w:t>
+      </w:r>
+    </w:p>
+    <w:p>
+      <w:pPr>
+        <w:pStyle w:val="Compact"/>
+        <w:numPr>
+          <w:ilvl w:val="0"/>
+          <w:numId w:val="1001"/>
+        </w:numPr>
+      </w:pPr>
+      <w:r>
+        <w:t xml:space="preserve">Shao et al, 2026.</w:t>
+      </w:r>
+      <w:r>
+        <w:t xml:space="preserve"> </w:t>
+      </w:r>
+      <w:hyperlink r:id="rId23">
+        <w:r>
+          <w:rPr>
+            <w:rStyle w:val="Hyperlink"/>
+          </w:rPr>
+          <w:t xml:space="preserve">Future of Work with AI Agents: Auditing Automation and Augmentation Potential across the U.S. Workforce</w:t>
+        </w:r>
+      </w:hyperlink>
+      <w:r>
+        <w:t xml:space="preserve">. arXiv.</w:t>
+      </w:r>
+    </w:p>
+    <w:p>
+      <w:pPr>
+        <w:pStyle w:val="Compact"/>
+        <w:numPr>
+          <w:ilvl w:val="0"/>
+          <w:numId w:val="1001"/>
+        </w:numPr>
+      </w:pPr>
+      <w:r>
+        <w:t xml:space="preserve">Farrell et al, 2025.</w:t>
+      </w:r>
+      <w:r>
+        <w:t xml:space="preserve"> </w:t>
+      </w:r>
+      <w:r>
+        <w:t xml:space="preserve">“</w:t>
+      </w:r>
+      <w:hyperlink r:id="rId24">
+        <w:r>
+          <w:rPr>
+            <w:rStyle w:val="Hyperlink"/>
+          </w:rPr>
+          <w:t xml:space="preserve">Large AI models are cultural and social technologies</w:t>
+        </w:r>
+      </w:hyperlink>
+      <w:r>
+        <w:t xml:space="preserve">”</w:t>
+      </w:r>
+      <w:r>
+        <w:t xml:space="preserve">. Science.</w:t>
+      </w:r>
+    </w:p>
+    <w:p>
+      <w:pPr>
+        <w:pStyle w:val="Compact"/>
+        <w:numPr>
+          <w:ilvl w:val="0"/>
+          <w:numId w:val="1001"/>
+        </w:numPr>
+      </w:pPr>
+      <w:r>
+        <w:t xml:space="preserve">Mobayed, 2025.</w:t>
+      </w:r>
+      <w:r>
+        <w:t xml:space="preserve"> </w:t>
+      </w:r>
+      <w:r>
+        <w:t xml:space="preserve">“</w:t>
+      </w:r>
+      <w:hyperlink r:id="rId25">
+        <w:r>
+          <w:rPr>
+            <w:rStyle w:val="Hyperlink"/>
+          </w:rPr>
+          <w:t xml:space="preserve">Your Brain on ChatGPT</w:t>
+        </w:r>
+      </w:hyperlink>
+      <w:r>
+        <w:t xml:space="preserve">”</w:t>
+      </w:r>
+      <w:r>
+        <w:t xml:space="preserve"> </w:t>
+      </w:r>
+      <w:r>
+        <w:t xml:space="preserve">Psychology Today.</w:t>
+      </w:r>
+    </w:p>
+    <w:p>
+      <w:pPr>
+        <w:pStyle w:val="Compact"/>
+        <w:numPr>
+          <w:ilvl w:val="0"/>
+          <w:numId w:val="1001"/>
+        </w:numPr>
+      </w:pPr>
+      <w:r>
+        <w:t xml:space="preserve">Bastani et al, 2025.</w:t>
+      </w:r>
+      <w:r>
+        <w:t xml:space="preserve"> </w:t>
+      </w:r>
+      <w:r>
+        <w:t xml:space="preserve">“</w:t>
+      </w:r>
+      <w:hyperlink r:id="rId26">
+        <w:r>
+          <w:rPr>
+            <w:rStyle w:val="Hyperlink"/>
+          </w:rPr>
+          <w:t xml:space="preserve">Generative AI without guardrails can harm learning: Evidence from high school mathematics</w:t>
+        </w:r>
+      </w:hyperlink>
+      <w:r>
+        <w:t xml:space="preserve">”</w:t>
+      </w:r>
+      <w:r>
+        <w:t xml:space="preserve"> </w:t>
+      </w:r>
+      <w:r>
+        <w:t xml:space="preserve">PNAS.</w:t>
+      </w:r>
+    </w:p>
+    <w:p>
+      <w:pPr>
+        <w:pStyle w:val="Compact"/>
+        <w:numPr>
+          <w:ilvl w:val="0"/>
+          <w:numId w:val="1001"/>
+        </w:numPr>
+      </w:pPr>
+      <w:r>
+        <w:t xml:space="preserve">Berg and Rosenblatt, 2025.</w:t>
+      </w:r>
+      <w:r>
+        <w:t xml:space="preserve"> </w:t>
+      </w:r>
+      <w:r>
+        <w:t xml:space="preserve">“</w:t>
+      </w:r>
+      <w:hyperlink r:id="rId27">
+        <w:r>
+          <w:rPr>
+            <w:rStyle w:val="Hyperlink"/>
+          </w:rPr>
+          <w:t xml:space="preserve">The Monster inside ChatGPT</w:t>
+        </w:r>
+      </w:hyperlink>
+      <w:r>
+        <w:t xml:space="preserve">”</w:t>
+      </w:r>
+      <w:r>
+        <w:t xml:space="preserve"> </w:t>
+      </w:r>
+      <w:r>
+        <w:t xml:space="preserve">Wall Street Journal.</w:t>
+      </w:r>
+    </w:p>
+    <w:p>
+      <w:pPr>
+        <w:pStyle w:val="Compact"/>
+        <w:numPr>
+          <w:ilvl w:val="0"/>
+          <w:numId w:val="1001"/>
+        </w:numPr>
+      </w:pPr>
+      <w:r>
+        <w:t xml:space="preserve">“</w:t>
+      </w:r>
+      <w:hyperlink r:id="rId28">
+        <w:r>
+          <w:rPr>
+            <w:rStyle w:val="Hyperlink"/>
+          </w:rPr>
+          <w:t xml:space="preserve">Is AI Rewiring our Minds? Scientists probe cognitive cost of chatbots</w:t>
+        </w:r>
+      </w:hyperlink>
+      <w:r>
+        <w:t xml:space="preserve">”</w:t>
+      </w:r>
+      <w:r>
+        <w:t xml:space="preserve"> </w:t>
+      </w:r>
+      <w:r>
+        <w:t xml:space="preserve">Washington Post.</w:t>
+      </w:r>
+    </w:p>
+    <w:p>
+      <w:pPr>
+        <w:pStyle w:val="Compact"/>
+        <w:numPr>
+          <w:ilvl w:val="0"/>
+          <w:numId w:val="1001"/>
+        </w:numPr>
+      </w:pPr>
+      <w:r>
+        <w:t xml:space="preserve">Li et al, 2025.</w:t>
+      </w:r>
+      <w:r>
+        <w:t xml:space="preserve"> </w:t>
+      </w:r>
+      <w:r>
+        <w:t xml:space="preserve">“(Core Knowledge Deficits in MMLMs)(https://arxiv.org/abs/2410.10855v4)”</w:t>
+      </w:r>
+      <w:r>
+        <w:t xml:space="preserve"> </w:t>
+      </w:r>
+      <w:r>
+        <w:t xml:space="preserve">arXiv.</w:t>
+      </w:r>
+    </w:p>
+    <w:p>
+      <w:pPr>
+        <w:pStyle w:val="Compact"/>
+        <w:numPr>
+          <w:ilvl w:val="1"/>
+          <w:numId w:val="1002"/>
+        </w:numPr>
+      </w:pPr>
+      <w:r>
+        <w:rPr>
+          <w:i/>
+          <w:iCs/>
+        </w:rPr>
+        <w:t xml:space="preserve">See also</w:t>
+      </w:r>
+      <w:r>
+        <w:t xml:space="preserve">:</w:t>
+      </w:r>
+      <w:r>
+        <w:t xml:space="preserve"> </w:t>
+      </w:r>
+      <w:hyperlink r:id="rId29">
+        <w:r>
+          <w:rPr>
+            <w:rStyle w:val="Hyperlink"/>
+          </w:rPr>
+          <w:t xml:space="preserve">Grow AI like a Child</w:t>
+        </w:r>
+      </w:hyperlink>
+    </w:p>
+    <w:p>
+      <w:pPr>
+        <w:pStyle w:val="Compact"/>
+        <w:numPr>
+          <w:ilvl w:val="0"/>
+          <w:numId w:val="1001"/>
+        </w:numPr>
+      </w:pPr>
+      <w:r>
+        <w:t xml:space="preserve">Gao et al, 2025.</w:t>
+      </w:r>
+      <w:r>
+        <w:t xml:space="preserve"> </w:t>
+      </w:r>
+      <w:hyperlink r:id="rId30">
+        <w:r>
+          <w:rPr>
+            <w:rStyle w:val="Hyperlink"/>
+          </w:rPr>
+          <w:t xml:space="preserve">Do Vision-Language Models Have Internal World Models? Towards an Atomic Evaluation</w:t>
+        </w:r>
+      </w:hyperlink>
+    </w:p>
+    <w:bookmarkEnd w:id="31"/>
+    <w:bookmarkStart w:id="35" w:name="submit"/>
+    <w:p>
+      <w:pPr>
+        <w:pStyle w:val="Heading4"/>
+      </w:pPr>
+      <w:r>
+        <w:t xml:space="preserve">📝 Submit:</w:t>
+      </w:r>
+    </w:p>
+    <w:p>
+      <w:pPr>
+        <w:pStyle w:val="Compact"/>
+        <w:numPr>
+          <w:ilvl w:val="0"/>
+          <w:numId w:val="1003"/>
         </w:numPr>
       </w:pPr>
       <w:r>
@@ -126,18 +451,18 @@
                 <wp:inline>
                   <wp:extent cx="152400" cy="152400"/>
                   <wp:effectExtent b="0" l="0" r="0" t="0"/>
-                  <wp:docPr descr="" title="" id="24" name="Picture"/>
+                  <wp:docPr descr="" title="" id="33" name="Picture"/>
                   <a:graphic>
                     <a:graphicData uri="http://schemas.openxmlformats.org/drawingml/2006/picture">
                       <pic:pic>
                         <pic:nvPicPr>
-                          <pic:cNvPr descr="/opt/quarto/share/formats/docx/tip.png" id="25" name="Picture"/>
+                          <pic:cNvPr descr="/opt/quarto/share/formats/docx/tip.png" id="34" name="Picture"/>
                           <pic:cNvPicPr>
                             <a:picLocks noChangeArrowheads="1" noChangeAspect="1"/>
                           </pic:cNvPicPr>
                         </pic:nvPicPr>
                         <pic:blipFill>
-                          <a:blip r:embed="rId23"/>
+                          <a:blip r:embed="rId32"/>
                           <a:stretch>
                             <a:fillRect/>
                           </a:stretch>
@@ -191,7 +516,7 @@
               <w:pStyle w:val="Compact"/>
               <w:numPr>
                 <w:ilvl w:val="0"/>
-                <w:numId w:val="1002"/>
+                <w:numId w:val="1004"/>
               </w:numPr>
             </w:pPr>
             <w:r>
@@ -227,7 +552,7 @@
               <w:pStyle w:val="Compact"/>
               <w:numPr>
                 <w:ilvl w:val="0"/>
-                <w:numId w:val="1002"/>
+                <w:numId w:val="1004"/>
               </w:numPr>
             </w:pPr>
             <w:r>
@@ -245,7 +570,7 @@
               <w:pStyle w:val="Compact"/>
               <w:numPr>
                 <w:ilvl w:val="0"/>
-                <w:numId w:val="1002"/>
+                <w:numId w:val="1004"/>
               </w:numPr>
             </w:pPr>
             <w:r>
@@ -262,7 +587,7 @@
         </w:tc>
       </w:tr>
     </w:tbl>
-    <w:bookmarkEnd w:id="26"/>
+    <w:bookmarkEnd w:id="35"/>
     <w:sectPr>
       <w:footnotePr>
         <w:numRestart w:val="eachSect"/>
@@ -483,6 +808,12 @@
     <w:abstractNumId w:val="991"/>
   </w:num>
   <w:num w:numId="1002">
+    <w:abstractNumId w:val="991"/>
+  </w:num>
+  <w:num w:numId="1003">
+    <w:abstractNumId w:val="991"/>
+  </w:num>
+  <w:num w:numId="1004">
     <w:abstractNumId w:val="991"/>
   </w:num>
 </w:numbering>

--- a/content/w122.docx
+++ b/content/w122.docx
@@ -46,7 +46,7 @@
         <w:t xml:space="preserve">In Progress</w:t>
       </w:r>
     </w:p>
-    <w:bookmarkStart w:id="20" w:name="think"/>
+    <w:bookmarkStart w:id="9" w:name="think"/>
     <w:p>
       <w:pPr>
         <w:pStyle w:val="Heading4"/>
@@ -55,8 +55,8 @@
         <w:t xml:space="preserve">🧠 Think:</w:t>
       </w:r>
     </w:p>
-    <w:bookmarkEnd w:id="20"/>
-    <w:bookmarkStart w:id="21" w:name="read"/>
+    <w:bookmarkEnd w:id="9"/>
+    <w:bookmarkStart w:id="10" w:name="read"/>
     <w:p>
       <w:pPr>
         <w:pStyle w:val="Heading4"/>
@@ -65,8 +65,8 @@
         <w:t xml:space="preserve">📖 Read:</w:t>
       </w:r>
     </w:p>
-    <w:bookmarkEnd w:id="21"/>
-    <w:bookmarkStart w:id="31" w:name="browse"/>
+    <w:bookmarkEnd w:id="10"/>
+    <w:bookmarkStart w:id="20" w:name="browse"/>
     <w:p>
       <w:pPr>
         <w:pStyle w:val="Heading4"/>
@@ -107,7 +107,7 @@
           <w:numId w:val="1001"/>
         </w:numPr>
       </w:pPr>
-      <w:hyperlink r:id="rId22">
+      <w:hyperlink r:id="rId11">
         <w:r>
           <w:rPr>
             <w:rStyle w:val="Hyperlink"/>
@@ -133,7 +133,7 @@
       <w:r>
         <w:t xml:space="preserve"> </w:t>
       </w:r>
-      <w:hyperlink r:id="rId23">
+      <w:hyperlink r:id="rId12">
         <w:r>
           <w:rPr>
             <w:rStyle w:val="Hyperlink"/>
@@ -162,7 +162,7 @@
       <w:r>
         <w:t xml:space="preserve">“</w:t>
       </w:r>
-      <w:hyperlink r:id="rId24">
+      <w:hyperlink r:id="rId13">
         <w:r>
           <w:rPr>
             <w:rStyle w:val="Hyperlink"/>
@@ -194,7 +194,7 @@
       <w:r>
         <w:t xml:space="preserve">“</w:t>
       </w:r>
-      <w:hyperlink r:id="rId25">
+      <w:hyperlink r:id="rId14">
         <w:r>
           <w:rPr>
             <w:rStyle w:val="Hyperlink"/>
@@ -229,7 +229,7 @@
       <w:r>
         <w:t xml:space="preserve">“</w:t>
       </w:r>
-      <w:hyperlink r:id="rId26">
+      <w:hyperlink r:id="rId15">
         <w:r>
           <w:rPr>
             <w:rStyle w:val="Hyperlink"/>
@@ -264,7 +264,7 @@
       <w:r>
         <w:t xml:space="preserve">“</w:t>
       </w:r>
-      <w:hyperlink r:id="rId27">
+      <w:hyperlink r:id="rId16">
         <w:r>
           <w:rPr>
             <w:rStyle w:val="Hyperlink"/>
@@ -293,7 +293,7 @@
       <w:r>
         <w:t xml:space="preserve">“</w:t>
       </w:r>
-      <w:hyperlink r:id="rId28">
+      <w:hyperlink r:id="rId17">
         <w:r>
           <w:rPr>
             <w:rStyle w:val="Hyperlink"/>
@@ -356,7 +356,7 @@
       <w:r>
         <w:t xml:space="preserve"> </w:t>
       </w:r>
-      <w:hyperlink r:id="rId29">
+      <w:hyperlink r:id="rId18">
         <w:r>
           <w:rPr>
             <w:rStyle w:val="Hyperlink"/>
@@ -379,7 +379,7 @@
       <w:r>
         <w:t xml:space="preserve"> </w:t>
       </w:r>
-      <w:hyperlink r:id="rId30">
+      <w:hyperlink r:id="rId19">
         <w:r>
           <w:rPr>
             <w:rStyle w:val="Hyperlink"/>
@@ -388,8 +388,8 @@
         </w:r>
       </w:hyperlink>
     </w:p>
-    <w:bookmarkEnd w:id="31"/>
-    <w:bookmarkStart w:id="35" w:name="submit"/>
+    <w:bookmarkEnd w:id="20"/>
+    <w:bookmarkStart w:id="24" w:name="submit"/>
     <w:p>
       <w:pPr>
         <w:pStyle w:val="Heading4"/>
@@ -451,18 +451,18 @@
                 <wp:inline>
                   <wp:extent cx="152400" cy="152400"/>
                   <wp:effectExtent b="0" l="0" r="0" t="0"/>
-                  <wp:docPr descr="" title="" id="33" name="Picture"/>
+                  <wp:docPr descr="" title="" id="22" name="Picture"/>
                   <a:graphic>
                     <a:graphicData uri="http://schemas.openxmlformats.org/drawingml/2006/picture">
                       <pic:pic>
                         <pic:nvPicPr>
-                          <pic:cNvPr descr="/opt/quarto/share/formats/docx/tip.png" id="34" name="Picture"/>
+                          <pic:cNvPr descr="/opt/quarto/share/formats/docx/tip.png" id="23" name="Picture"/>
                           <pic:cNvPicPr>
                             <a:picLocks noChangeArrowheads="1" noChangeAspect="1"/>
                           </pic:cNvPicPr>
                         </pic:nvPicPr>
                         <pic:blipFill>
-                          <a:blip r:embed="rId32"/>
+                          <a:blip r:embed="rId21"/>
                           <a:stretch>
                             <a:fillRect/>
                           </a:stretch>
@@ -587,7 +587,7 @@
         </w:tc>
       </w:tr>
     </w:tbl>
-    <w:bookmarkEnd w:id="35"/>
+    <w:bookmarkEnd w:id="24"/>
     <w:sectPr>
       <w:footnotePr>
         <w:numRestart w:val="eachSect"/>
@@ -824,10 +824,10 @@
   <w:docDefaults>
     <w:rPrDefault>
       <w:rPr>
-        <w:rFonts w:asciiTheme="minorHAnsi" w:cstheme="minorBidi" w:eastAsiaTheme="minorHAnsi" w:hAnsiTheme="minorHAnsi"/>
+        <w:rFonts w:asciiTheme="minorHAnsi" w:cstheme="minorBidi" w:eastAsiaTheme="minorEastAsia" w:hAnsiTheme="minorHAnsi"/>
         <w:sz w:val="24"/>
         <w:szCs w:val="24"/>
-        <w:lang w:bidi="ar-SA" w:eastAsia="en-US" w:val="en-US"/>
+        <w:lang w:bidi="ar-SA" w:eastAsia="zh-CN" w:val="en-US"/>
       </w:rPr>
     </w:rPrDefault>
     <w:pPrDefault>
@@ -1368,13 +1368,6 @@
       </w:tblCellMar>
     </w:tblPr>
     <w:tblStylePr w:type="firstRow">
-      <w:tblPr>
-        <w:jc w:val="left"/>
-        <w:tblInd w:type="dxa" w:w="0"/>
-      </w:tblPr>
-      <w:trPr>
-        <w:jc w:val="left"/>
-      </w:trPr>
       <w:tcPr>
         <w:tcBorders>
           <w:bottom w:val="single"/>

--- a/content/w122.docx
+++ b/content/w122.docx
@@ -55,26 +55,6 @@
         <w:t xml:space="preserve">🧠 Think:</w:t>
       </w:r>
     </w:p>
-    <w:bookmarkEnd w:id="9"/>
-    <w:bookmarkStart w:id="10" w:name="read"/>
-    <w:p>
-      <w:pPr>
-        <w:pStyle w:val="Heading4"/>
-      </w:pPr>
-      <w:r>
-        <w:t xml:space="preserve">📖 Read:</w:t>
-      </w:r>
-    </w:p>
-    <w:bookmarkEnd w:id="10"/>
-    <w:bookmarkStart w:id="20" w:name="browse"/>
-    <w:p>
-      <w:pPr>
-        <w:pStyle w:val="Heading4"/>
-      </w:pPr>
-      <w:r>
-        <w:t xml:space="preserve">🌐 Browse:</w:t>
-      </w:r>
-    </w:p>
     <w:p>
       <w:pPr>
         <w:pStyle w:val="Compact"/>
@@ -84,7 +64,42 @@
         </w:numPr>
       </w:pPr>
       <w:r>
-        <w:t xml:space="preserve">claude constitution</w:t>
+        <w:rPr>
+          <w:i/>
+          <w:iCs/>
+        </w:rPr>
+        <w:t xml:space="preserve">What does it mean for a model to be</w:t>
+      </w:r>
+      <w:r>
+        <w:rPr>
+          <w:i/>
+          <w:iCs/>
+        </w:rPr>
+        <w:t xml:space="preserve"> </w:t>
+      </w:r>
+      <w:r>
+        <w:rPr>
+          <w:i/>
+          <w:iCs/>
+        </w:rPr>
+        <w:t xml:space="preserve">“aligned”</w:t>
+      </w:r>
+      <w:r>
+        <w:rPr>
+          <w:i/>
+          <w:iCs/>
+        </w:rPr>
+        <w:t xml:space="preserve">? To whose interests is it aligned, and how do we evaluate that?</w:t>
+      </w:r>
+    </w:p>
+    <w:bookmarkEnd w:id="9"/>
+    <w:bookmarkStart w:id="10" w:name="read"/>
+    <w:p>
+      <w:pPr>
+        <w:pStyle w:val="Heading4"/>
+      </w:pPr>
+      <w:r>
+        <w:t xml:space="preserve">📖 Read:</w:t>
       </w:r>
     </w:p>
     <w:p>
@@ -92,11 +107,25 @@
         <w:pStyle w:val="Compact"/>
         <w:numPr>
           <w:ilvl w:val="0"/>
-          <w:numId w:val="1001"/>
+          <w:numId w:val="1002"/>
         </w:numPr>
       </w:pPr>
       <w:r>
-        <w:t xml:space="preserve">openai spec</w:t>
+        <w:rPr>
+          <w:i/>
+          <w:iCs/>
+        </w:rPr>
+        <w:t xml:space="preserve">TBD</w:t>
+      </w:r>
+    </w:p>
+    <w:bookmarkEnd w:id="10"/>
+    <w:bookmarkStart w:id="23" w:name="browse"/>
+    <w:p>
+      <w:pPr>
+        <w:pStyle w:val="Heading4"/>
+      </w:pPr>
+      <w:r>
+        <w:t xml:space="preserve">🌐 Browse:</w:t>
       </w:r>
     </w:p>
     <w:p>
@@ -104,10 +133,67 @@
         <w:pStyle w:val="Compact"/>
         <w:numPr>
           <w:ilvl w:val="0"/>
-          <w:numId w:val="1001"/>
+          <w:numId w:val="1003"/>
         </w:numPr>
       </w:pPr>
       <w:hyperlink r:id="rId11">
+        <w:r>
+          <w:rPr>
+            <w:rStyle w:val="Hyperlink"/>
+          </w:rPr>
+          <w:t xml:space="preserve">Claude Constitution</w:t>
+        </w:r>
+      </w:hyperlink>
+    </w:p>
+    <w:p>
+      <w:pPr>
+        <w:pStyle w:val="Compact"/>
+        <w:numPr>
+          <w:ilvl w:val="0"/>
+          <w:numId w:val="1003"/>
+        </w:numPr>
+      </w:pPr>
+      <w:r>
+        <w:t xml:space="preserve">OpenAI spec:</w:t>
+      </w:r>
+      <w:r>
+        <w:t xml:space="preserve"> </w:t>
+      </w:r>
+      <w:hyperlink r:id="rId12">
+        <w:r>
+          <w:rPr>
+            <w:rStyle w:val="Hyperlink"/>
+          </w:rPr>
+          <w:t xml:space="preserve">Introduction</w:t>
+        </w:r>
+      </w:hyperlink>
+      <w:r>
+        <w:t xml:space="preserve"> </w:t>
+      </w:r>
+      <w:r>
+        <w:t xml:space="preserve">and</w:t>
+      </w:r>
+      <w:r>
+        <w:t xml:space="preserve"> </w:t>
+      </w:r>
+      <w:hyperlink r:id="rId13">
+        <w:r>
+          <w:rPr>
+            <w:rStyle w:val="Hyperlink"/>
+          </w:rPr>
+          <w:t xml:space="preserve">Source</w:t>
+        </w:r>
+      </w:hyperlink>
+    </w:p>
+    <w:p>
+      <w:pPr>
+        <w:pStyle w:val="Compact"/>
+        <w:numPr>
+          <w:ilvl w:val="0"/>
+          <w:numId w:val="1003"/>
+        </w:numPr>
+      </w:pPr>
+      <w:hyperlink r:id="rId14">
         <w:r>
           <w:rPr>
             <w:rStyle w:val="Hyperlink"/>
@@ -124,7 +210,7 @@
         <w:pStyle w:val="Compact"/>
         <w:numPr>
           <w:ilvl w:val="0"/>
-          <w:numId w:val="1001"/>
+          <w:numId w:val="1003"/>
         </w:numPr>
       </w:pPr>
       <w:r>
@@ -133,7 +219,7 @@
       <w:r>
         <w:t xml:space="preserve"> </w:t>
       </w:r>
-      <w:hyperlink r:id="rId12">
+      <w:hyperlink r:id="rId15">
         <w:r>
           <w:rPr>
             <w:rStyle w:val="Hyperlink"/>
@@ -150,7 +236,7 @@
         <w:pStyle w:val="Compact"/>
         <w:numPr>
           <w:ilvl w:val="0"/>
-          <w:numId w:val="1001"/>
+          <w:numId w:val="1003"/>
         </w:numPr>
       </w:pPr>
       <w:r>
@@ -162,7 +248,7 @@
       <w:r>
         <w:t xml:space="preserve">“</w:t>
       </w:r>
-      <w:hyperlink r:id="rId13">
+      <w:hyperlink r:id="rId16">
         <w:r>
           <w:rPr>
             <w:rStyle w:val="Hyperlink"/>
@@ -182,7 +268,7 @@
         <w:pStyle w:val="Compact"/>
         <w:numPr>
           <w:ilvl w:val="0"/>
-          <w:numId w:val="1001"/>
+          <w:numId w:val="1003"/>
         </w:numPr>
       </w:pPr>
       <w:r>
@@ -194,7 +280,7 @@
       <w:r>
         <w:t xml:space="preserve">“</w:t>
       </w:r>
-      <w:hyperlink r:id="rId14">
+      <w:hyperlink r:id="rId17">
         <w:r>
           <w:rPr>
             <w:rStyle w:val="Hyperlink"/>
@@ -217,7 +303,7 @@
         <w:pStyle w:val="Compact"/>
         <w:numPr>
           <w:ilvl w:val="0"/>
-          <w:numId w:val="1001"/>
+          <w:numId w:val="1003"/>
         </w:numPr>
       </w:pPr>
       <w:r>
@@ -229,7 +315,7 @@
       <w:r>
         <w:t xml:space="preserve">“</w:t>
       </w:r>
-      <w:hyperlink r:id="rId15">
+      <w:hyperlink r:id="rId18">
         <w:r>
           <w:rPr>
             <w:rStyle w:val="Hyperlink"/>
@@ -252,7 +338,7 @@
         <w:pStyle w:val="Compact"/>
         <w:numPr>
           <w:ilvl w:val="0"/>
-          <w:numId w:val="1001"/>
+          <w:numId w:val="1003"/>
         </w:numPr>
       </w:pPr>
       <w:r>
@@ -264,7 +350,7 @@
       <w:r>
         <w:t xml:space="preserve">“</w:t>
       </w:r>
-      <w:hyperlink r:id="rId16">
+      <w:hyperlink r:id="rId19">
         <w:r>
           <w:rPr>
             <w:rStyle w:val="Hyperlink"/>
@@ -287,13 +373,13 @@
         <w:pStyle w:val="Compact"/>
         <w:numPr>
           <w:ilvl w:val="0"/>
-          <w:numId w:val="1001"/>
+          <w:numId w:val="1003"/>
         </w:numPr>
       </w:pPr>
       <w:r>
         <w:t xml:space="preserve">“</w:t>
       </w:r>
-      <w:hyperlink r:id="rId17">
+      <w:hyperlink r:id="rId20">
         <w:r>
           <w:rPr>
             <w:rStyle w:val="Hyperlink"/>
@@ -316,7 +402,7 @@
         <w:pStyle w:val="Compact"/>
         <w:numPr>
           <w:ilvl w:val="0"/>
-          <w:numId w:val="1001"/>
+          <w:numId w:val="1003"/>
         </w:numPr>
       </w:pPr>
       <w:r>
@@ -340,7 +426,7 @@
         <w:pStyle w:val="Compact"/>
         <w:numPr>
           <w:ilvl w:val="1"/>
-          <w:numId w:val="1002"/>
+          <w:numId w:val="1004"/>
         </w:numPr>
       </w:pPr>
       <w:r>
@@ -356,7 +442,7 @@
       <w:r>
         <w:t xml:space="preserve"> </w:t>
       </w:r>
-      <w:hyperlink r:id="rId18">
+      <w:hyperlink r:id="rId21">
         <w:r>
           <w:rPr>
             <w:rStyle w:val="Hyperlink"/>
@@ -370,7 +456,7 @@
         <w:pStyle w:val="Compact"/>
         <w:numPr>
           <w:ilvl w:val="0"/>
-          <w:numId w:val="1001"/>
+          <w:numId w:val="1003"/>
         </w:numPr>
       </w:pPr>
       <w:r>
@@ -379,7 +465,7 @@
       <w:r>
         <w:t xml:space="preserve"> </w:t>
       </w:r>
-      <w:hyperlink r:id="rId19">
+      <w:hyperlink r:id="rId22">
         <w:r>
           <w:rPr>
             <w:rStyle w:val="Hyperlink"/>
@@ -388,8 +474,8 @@
         </w:r>
       </w:hyperlink>
     </w:p>
-    <w:bookmarkEnd w:id="20"/>
-    <w:bookmarkStart w:id="24" w:name="submit"/>
+    <w:bookmarkEnd w:id="23"/>
+    <w:bookmarkStart w:id="27" w:name="submit"/>
     <w:p>
       <w:pPr>
         <w:pStyle w:val="Heading4"/>
@@ -403,7 +489,7 @@
         <w:pStyle w:val="Compact"/>
         <w:numPr>
           <w:ilvl w:val="0"/>
-          <w:numId w:val="1003"/>
+          <w:numId w:val="1005"/>
         </w:numPr>
       </w:pPr>
       <w:r>
@@ -451,18 +537,18 @@
                 <wp:inline>
                   <wp:extent cx="152400" cy="152400"/>
                   <wp:effectExtent b="0" l="0" r="0" t="0"/>
-                  <wp:docPr descr="" title="" id="22" name="Picture"/>
+                  <wp:docPr descr="" title="" id="25" name="Picture"/>
                   <a:graphic>
                     <a:graphicData uri="http://schemas.openxmlformats.org/drawingml/2006/picture">
                       <pic:pic>
                         <pic:nvPicPr>
-                          <pic:cNvPr descr="/opt/quarto/share/formats/docx/tip.png" id="23" name="Picture"/>
+                          <pic:cNvPr descr="/opt/quarto/share/formats/docx/tip.png" id="26" name="Picture"/>
                           <pic:cNvPicPr>
                             <a:picLocks noChangeArrowheads="1" noChangeAspect="1"/>
                           </pic:cNvPicPr>
                         </pic:nvPicPr>
                         <pic:blipFill>
-                          <a:blip r:embed="rId21"/>
+                          <a:blip r:embed="rId24"/>
                           <a:stretch>
                             <a:fillRect/>
                           </a:stretch>
@@ -516,7 +602,7 @@
               <w:pStyle w:val="Compact"/>
               <w:numPr>
                 <w:ilvl w:val="0"/>
-                <w:numId w:val="1004"/>
+                <w:numId w:val="1006"/>
               </w:numPr>
             </w:pPr>
             <w:r>
@@ -552,7 +638,7 @@
               <w:pStyle w:val="Compact"/>
               <w:numPr>
                 <w:ilvl w:val="0"/>
-                <w:numId w:val="1004"/>
+                <w:numId w:val="1006"/>
               </w:numPr>
             </w:pPr>
             <w:r>
@@ -570,7 +656,7 @@
               <w:pStyle w:val="Compact"/>
               <w:numPr>
                 <w:ilvl w:val="0"/>
-                <w:numId w:val="1004"/>
+                <w:numId w:val="1006"/>
               </w:numPr>
             </w:pPr>
             <w:r>
@@ -587,7 +673,7 @@
         </w:tc>
       </w:tr>
     </w:tbl>
-    <w:bookmarkEnd w:id="24"/>
+    <w:bookmarkEnd w:id="27"/>
     <w:sectPr>
       <w:footnotePr>
         <w:numRestart w:val="eachSect"/>
@@ -814,6 +900,12 @@
     <w:abstractNumId w:val="991"/>
   </w:num>
   <w:num w:numId="1004">
+    <w:abstractNumId w:val="991"/>
+  </w:num>
+  <w:num w:numId="1005">
+    <w:abstractNumId w:val="991"/>
+  </w:num>
+  <w:num w:numId="1006">
     <w:abstractNumId w:val="991"/>
   </w:num>
 </w:numbering>

--- a/content/w122.docx
+++ b/content/w122.docx
@@ -32,18 +32,6 @@
       </w:pPr>
       <w:r>
         <w:t xml:space="preserve">S2026</w:t>
-      </w:r>
-    </w:p>
-    <w:p>
-      <w:pPr>
-        <w:pStyle w:val="FirstParagraph"/>
-      </w:pPr>
-      <w:r>
-        <w:rPr>
-          <w:i/>
-          <w:iCs/>
-        </w:rPr>
-        <w:t xml:space="preserve">In Progress</w:t>
       </w:r>
     </w:p>
     <w:bookmarkStart w:id="9" w:name="think"/>
@@ -93,7 +81,7 @@
       </w:r>
     </w:p>
     <w:bookmarkEnd w:id="9"/>
-    <w:bookmarkStart w:id="10" w:name="read"/>
+    <w:bookmarkStart w:id="11" w:name="read"/>
     <w:p>
       <w:pPr>
         <w:pStyle w:val="Heading4"/>
@@ -112,14 +100,37 @@
       </w:pPr>
       <w:r>
         <w:rPr>
-          <w:i/>
-          <w:iCs/>
+          <w:b/>
+          <w:bCs/>
         </w:rPr>
-        <w:t xml:space="preserve">TBD</w:t>
-      </w:r>
-    </w:p>
-    <w:bookmarkEnd w:id="10"/>
-    <w:bookmarkStart w:id="23" w:name="browse"/>
+        <w:t xml:space="preserve">None Required.</w:t>
+      </w:r>
+      <w:r>
+        <w:t xml:space="preserve"> </w:t>
+      </w:r>
+      <w:r>
+        <w:t xml:space="preserve">Discussion for today will include items originally assigned for</w:t>
+      </w:r>
+      <w:r>
+        <w:t xml:space="preserve"> </w:t>
+      </w:r>
+      <w:hyperlink r:id="rId10">
+        <w:r>
+          <w:rPr>
+            <w:rStyle w:val="Hyperlink"/>
+          </w:rPr>
+          <w:t xml:space="preserve">Week 13.1</w:t>
+        </w:r>
+      </w:hyperlink>
+      <w:r>
+        <w:t xml:space="preserve"> </w:t>
+      </w:r>
+      <w:r>
+        <w:t xml:space="preserve">as well; please do the reading originally assigned for that day.</w:t>
+      </w:r>
+    </w:p>
+    <w:bookmarkEnd w:id="11"/>
+    <w:bookmarkStart w:id="24" w:name="browse"/>
     <w:p>
       <w:pPr>
         <w:pStyle w:val="Heading4"/>
@@ -136,7 +147,7 @@
           <w:numId w:val="1003"/>
         </w:numPr>
       </w:pPr>
-      <w:hyperlink r:id="rId11">
+      <w:hyperlink r:id="rId12">
         <w:r>
           <w:rPr>
             <w:rStyle w:val="Hyperlink"/>
@@ -159,7 +170,7 @@
       <w:r>
         <w:t xml:space="preserve"> </w:t>
       </w:r>
-      <w:hyperlink r:id="rId12">
+      <w:hyperlink r:id="rId13">
         <w:r>
           <w:rPr>
             <w:rStyle w:val="Hyperlink"/>
@@ -176,7 +187,7 @@
       <w:r>
         <w:t xml:space="preserve"> </w:t>
       </w:r>
-      <w:hyperlink r:id="rId13">
+      <w:hyperlink r:id="rId14">
         <w:r>
           <w:rPr>
             <w:rStyle w:val="Hyperlink"/>
@@ -193,7 +204,7 @@
           <w:numId w:val="1003"/>
         </w:numPr>
       </w:pPr>
-      <w:hyperlink r:id="rId14">
+      <w:hyperlink r:id="rId15">
         <w:r>
           <w:rPr>
             <w:rStyle w:val="Hyperlink"/>
@@ -219,7 +230,7 @@
       <w:r>
         <w:t xml:space="preserve"> </w:t>
       </w:r>
-      <w:hyperlink r:id="rId15">
+      <w:hyperlink r:id="rId16">
         <w:r>
           <w:rPr>
             <w:rStyle w:val="Hyperlink"/>
@@ -248,7 +259,7 @@
       <w:r>
         <w:t xml:space="preserve">“</w:t>
       </w:r>
-      <w:hyperlink r:id="rId16">
+      <w:hyperlink r:id="rId17">
         <w:r>
           <w:rPr>
             <w:rStyle w:val="Hyperlink"/>
@@ -280,7 +291,7 @@
       <w:r>
         <w:t xml:space="preserve">“</w:t>
       </w:r>
-      <w:hyperlink r:id="rId17">
+      <w:hyperlink r:id="rId18">
         <w:r>
           <w:rPr>
             <w:rStyle w:val="Hyperlink"/>
@@ -315,7 +326,7 @@
       <w:r>
         <w:t xml:space="preserve">“</w:t>
       </w:r>
-      <w:hyperlink r:id="rId18">
+      <w:hyperlink r:id="rId19">
         <w:r>
           <w:rPr>
             <w:rStyle w:val="Hyperlink"/>
@@ -350,7 +361,7 @@
       <w:r>
         <w:t xml:space="preserve">“</w:t>
       </w:r>
-      <w:hyperlink r:id="rId19">
+      <w:hyperlink r:id="rId20">
         <w:r>
           <w:rPr>
             <w:rStyle w:val="Hyperlink"/>
@@ -379,7 +390,7 @@
       <w:r>
         <w:t xml:space="preserve">“</w:t>
       </w:r>
-      <w:hyperlink r:id="rId20">
+      <w:hyperlink r:id="rId21">
         <w:r>
           <w:rPr>
             <w:rStyle w:val="Hyperlink"/>
@@ -442,7 +453,7 @@
       <w:r>
         <w:t xml:space="preserve"> </w:t>
       </w:r>
-      <w:hyperlink r:id="rId21">
+      <w:hyperlink r:id="rId22">
         <w:r>
           <w:rPr>
             <w:rStyle w:val="Hyperlink"/>
@@ -465,7 +476,7 @@
       <w:r>
         <w:t xml:space="preserve"> </w:t>
       </w:r>
-      <w:hyperlink r:id="rId22">
+      <w:hyperlink r:id="rId23">
         <w:r>
           <w:rPr>
             <w:rStyle w:val="Hyperlink"/>
@@ -474,8 +485,8 @@
         </w:r>
       </w:hyperlink>
     </w:p>
-    <w:bookmarkEnd w:id="23"/>
-    <w:bookmarkStart w:id="27" w:name="submit"/>
+    <w:bookmarkEnd w:id="24"/>
+    <w:bookmarkStart w:id="28" w:name="submit"/>
     <w:p>
       <w:pPr>
         <w:pStyle w:val="Heading4"/>
@@ -537,18 +548,18 @@
                 <wp:inline>
                   <wp:extent cx="152400" cy="152400"/>
                   <wp:effectExtent b="0" l="0" r="0" t="0"/>
-                  <wp:docPr descr="" title="" id="25" name="Picture"/>
+                  <wp:docPr descr="" title="" id="26" name="Picture"/>
                   <a:graphic>
                     <a:graphicData uri="http://schemas.openxmlformats.org/drawingml/2006/picture">
                       <pic:pic>
                         <pic:nvPicPr>
-                          <pic:cNvPr descr="/opt/quarto/share/formats/docx/tip.png" id="26" name="Picture"/>
+                          <pic:cNvPr descr="/opt/quarto/share/formats/docx/tip.png" id="27" name="Picture"/>
                           <pic:cNvPicPr>
                             <a:picLocks noChangeArrowheads="1" noChangeAspect="1"/>
                           </pic:cNvPicPr>
                         </pic:nvPicPr>
                         <pic:blipFill>
-                          <a:blip r:embed="rId24"/>
+                          <a:blip r:embed="rId25"/>
                           <a:stretch>
                             <a:fillRect/>
                           </a:stretch>
@@ -673,7 +684,7 @@
         </w:tc>
       </w:tr>
     </w:tbl>
-    <w:bookmarkEnd w:id="27"/>
+    <w:bookmarkEnd w:id="28"/>
     <w:sectPr>
       <w:footnotePr>
         <w:numRestart w:val="eachSect"/>

--- a/content/w122.docx
+++ b/content/w122.docx
@@ -7,7 +7,7 @@
         <w:pStyle w:val="Title"/>
       </w:pPr>
       <w:r>
-        <w:t xml:space="preserve">12.2 - Alignment</w:t>
+        <w:t xml:space="preserve">12.2.1 - Alignment</w:t>
       </w:r>
     </w:p>
     <w:p>
@@ -119,7 +119,7 @@
           <w:rPr>
             <w:rStyle w:val="Hyperlink"/>
           </w:rPr>
-          <w:t xml:space="preserve">Week 13.1</w:t>
+          <w:t xml:space="preserve">The Singularity and the Future</w:t>
         </w:r>
       </w:hyperlink>
       <w:r>
